--- a/fanfic/ffn_upload/ch16.docx
+++ b/fanfic/ffn_upload/ch16.docx
@@ -264,7 +264,7 @@
         <w:pStyle w:val="BodyText"/>
       </w:pPr>
       <w:r>
-        <w:t xml:space="preserve">Holt looked at her for a long second. Then at the wall of Tess’s cell. Then back.</w:t>
+        <w:t xml:space="preserve">Holt stared at her. Then at the wall of Tess’s cell. Then back.</w:t>
       </w:r>
     </w:p>
     <w:p>
@@ -628,7 +628,7 @@
         <w:pStyle w:val="BodyText"/>
       </w:pPr>
       <w:r>
-        <w:t xml:space="preserve">She hadn’t planned to. There was no plan, there was only Holt’s open eyes and the binders and a stair rail, and her body did what four years of Anakin’s training and four months of ice had made it into. She came off the grating low, used the rail to swing her weight, and drove both bound fists up under his chin.</w:t>
+        <w:t xml:space="preserve">She hadn’t planned to. There was no plan, there was only Holt’s open eyes and the binders and a stair rail, and her body did what three years of Anakin’s training and four months of ice had made it into. She came off the grating low, used the rail to swing her weight, and drove both bound fists up under his chin.</w:t>
       </w:r>
     </w:p>
     <w:p>
@@ -775,7 +775,7 @@
         <w:t xml:space="preserve">“</w:t>
       </w:r>
       <w:r>
-        <w:t xml:space="preserve">Ring Two’s clear. The Separatist’s in the Well, they say. Vosh and Krinn gone down after him.</w:t>
+        <w:t xml:space="preserve">Ring Two’s clear. The Separatist’s in the Well, they say. Krinn’s gone down after him with two of the boys.</w:t>
       </w:r>
       <w:r>
         <w:t xml:space="preserve">”</w:t>
@@ -2146,7 +2146,7 @@
         <w:pStyle w:val="BodyText"/>
       </w:pPr>
       <w:r>
-        <w:t xml:space="preserve">The lid rose further. A frostbitten hand came out, missing the tips of two fingers. Then a cropped white head. Tess Varro unfolded herself out of a crate the size of a footlocker one joint at a time, wincing at every one of them, and sat back on her heels on the deck and looked around the hold with the expression of someone who had just woken up in a cheap hotel.</w:t>
+        <w:t xml:space="preserve">The lid rose further. A frostbitten hand came out, two of its fingers stiff and dark. Then a cropped white head. Tess Varro unfolded herself out of a crate the size of a footlocker one joint at a time, wincing at every one of them, and sat back on her heels on the deck and looked around the hold with the expression of someone who had just woken up in a cheap hotel.</w:t>
       </w:r>
     </w:p>
     <w:p>
@@ -2358,7 +2358,7 @@
         <w:pStyle w:val="BodyText"/>
       </w:pPr>
       <w:r>
-        <w:t xml:space="preserve">Then they were out, crouched together behind the stacked crates, and Ahsoka’s mind was moving faster than it had in months—not the Force, she didn’t have the Force, but everything else. Four years of Anakin. Four years of watching him crawl into the guts of every ship they’d ever flown, swearing at couplings, explaining things to her she’d pretended not to listen to.</w:t>
+        <w:t xml:space="preserve">Then they were out, crouched together behind the stacked crates, and Ahsoka’s mind was moving faster than it had in months—not the Force, she didn’t have the Force, but everything else. Three years of Anakin. Three years of watching him crawl into the guts of every ship they’d ever flown, swearing at couplings, explaining things to her she’d pretended not to listen to.</w:t>
       </w:r>
     </w:p>
     <w:p>
@@ -2476,6 +2476,14 @@
       </w:r>
       <w:r>
         <w:t xml:space="preserve">.</w:t>
+      </w:r>
+    </w:p>
+    <w:p>
+      <w:pPr>
+        <w:pStyle w:val="BodyText"/>
+      </w:pPr>
+      <w:r>
+        <w:t xml:space="preserve">Beside the panel, a cargo repeater scrolled the nav plot in dull amber so the loaders could see how long the run would be. The lane bent out past the Florrum system. She knew exactly who lived on Florrum, and what he would do for a profit, and what he might do for her. She kept her hands on the coupling and watched the marker crawl along the plot until it sat level with the system, because if the safeties were going to drop them somewhere, it would be next to Hondo.</w:t>
       </w:r>
     </w:p>
     <w:p>
